--- a/tillsyn/A 30534-2025 tillsynsbegäran.docx
+++ b/tillsyn/A 30534-2025 tillsynsbegäran.docx
@@ -706,7 +706,7 @@
     <w:r>
       <w:tab/>
       <w:tab/>
-      <w:t>2026-09-14</w:t>
+      <w:t>2026-09-15</w:t>
       <w:br/>
       <w:br/>
     </w:r>

--- a/tillsyn/A 30534-2025 tillsynsbegäran.docx
+++ b/tillsyn/A 30534-2025 tillsynsbegäran.docx
@@ -7,7 +7,7 @@
         <w:pStyle w:val="Title"/>
       </w:pPr>
       <w:r>
-        <w:t>Tillsynsbegäran – information om höga naturvärden i avverkningsanmälan A 30534-2025 i Kramfors kommun</w:t>
+        <w:t>Tillsynsbegäran – information om höga naturvärden och fridlysta arter i avverkningsanmälan A 30534-2025 i Kramfors kommun</w:t>
       </w:r>
     </w:p>
     <w:p>
@@ -22,7 +22,7 @@
       <w:r>
         <w:drawing>
           <wp:inline xmlns:a="http://schemas.openxmlformats.org/drawingml/2006/main" xmlns:pic="http://schemas.openxmlformats.org/drawingml/2006/picture">
-            <wp:extent cx="5486400" cy="3823512"/>
+            <wp:extent cx="5486400" cy="4072379"/>
             <wp:docPr id="1" name="Picture 1"/>
             <wp:cNvGraphicFramePr>
               <a:graphicFrameLocks noChangeAspect="1"/>
@@ -43,7 +43,7 @@
                   <pic:spPr>
                     <a:xfrm>
                       <a:off x="0" y="0"/>
-                      <a:ext cx="5486400" cy="3823512"/>
+                      <a:ext cx="5486400" cy="4072379"/>
                     </a:xfrm>
                     <a:prstGeom prst="rect"/>
                   </pic:spPr>
@@ -65,7 +65,7 @@
     </w:p>
     <w:p>
       <w:r>
-        <w:t>I och inom 20 meter från avverkningsanmälan finns fynd av 5 naturvårdsarter, varav 5 är rödlistade och 5 är typiska (T): gränsticka (VU, T), doftskinn (NT, T), rosenticka (NT, T), rynkskinn (NT, T) och ullticka (NT, T). Se Figur 1.</w:t>
+        <w:t>I och inom 20 meter från avverkningsanmälan finns fynd av 12 naturvårdsarter, varav 7 är rödlistade, 6 är fridlysta, 10 är typiska (T) och 1 är signalart (S): gränsticka (VU, T), doftskinn (NT, T), nötkråka (NT, T, §4), rosenticka (NT, T), rynkskinn (NT, T), tretåig hackspett (NT, T, §4), ullticka (NT, T), vedticka (S, T), gråspett (T, §4), spillkråka (T, §4), fläcknycklar (§8) och revlummer (§9). Se Figur 1.</w:t>
       </w:r>
     </w:p>
     <w:p>
@@ -101,7 +101,7 @@
     </w:p>
     <w:p>
       <w:r>
-        <w:t>Nedan följer beskrivningar av de naturvårdsarter och fridlysta arter som har sina livsmiljöer och växtplatser i den avverkningsanmälda skogen. De påträffade naturvårdsarterna är ett tydligt kvitto på att det rör sig om en skog med höga naturvärden.</w:t>
+        <w:t>Nedan följer beskrivningar av de naturvårdsarter och fridlysta arter som har sina livsmiljöer och växtplatser i den avverkningsanmälda skogen. Se även ytterligare artfakta i BILAGA 1. De påträffade naturvårdsarterna är ett tydligt kvitto på att det rör sig om en skog med höga naturvärden.</w:t>
       </w:r>
     </w:p>
     <w:p>
@@ -149,6 +149,31 @@
         <w:rPr>
           <w:b/>
         </w:rPr>
+        <w:t>Nötkråka (NT, §4)</w:t>
+      </w:r>
+      <w:r>
+        <w:t xml:space="preserve"> är uppdelad på de två underarterna tjocknäbbad nötkråka (NT) som häckar i mossrik granskog med närbelägna hasselbestånd i södra och mellersta Sverige samt smalnäbbad nötkråka som är specialiserad på sibirisk cembratall i norra Sverige. Minskningstakten, som framför allt rör den tjocknäbbade nötkråkan (NT), har uppgått till 25 (10–40) % under de senaste 15 åren och bedöms vara nära gränsvärdet för sårbar (VU). Minskningen avser förekomstarea, kvalitén på artens habitat (minskad förekomst av hassel och försämrade häckningsmiljöer i barrskog) och antalet reproduktiva individer. Reviren har en storlek på 12–15 hektar och den häckar i mossrik äldre granskog med närbelägna hasselbestånd inom 5–6 km avstånd från häckningsområdet.</w:t>
+      </w:r>
+    </w:p>
+    <w:p>
+      <w:r>
+        <w:t xml:space="preserve">Avverkning, gallring och röjning av såväl granskog i häckningsreviret som hassel i födosöksområdena missgynnar nötkråkan kraftigt och det kan ta åtskilliga decennier innan skogen åter blir lämplig för häckning. För att säkerställa existensen för den tjocknäbbade nötkråkan bör de förekomster av hassel, som nu visat sig tillräckliga för nötkråkan, bevaras. Hasselbuskar bör inte huggas ned i hagmarker eller intill åkrar där nötkråkor födosöker, eftersom dessa fristående buskar ger betydligt mer nötter än hasselbuskar som står i skog. Likaså är bevarande av nuvarande karaktär hos sådan granskog, som nu genom angränsande hasselförekomst visat sig kunna hysa en nötkråkestam, nödvändig. Nötkråka är typisk art för </w:t>
+      </w:r>
+      <w:r>
+        <w:rPr>
+          <w:i/>
+        </w:rPr>
+        <w:t>9010 Taiga</w:t>
+      </w:r>
+      <w:r>
+        <w:t xml:space="preserve"> (SLU Artdatabanken, 2026; Skogsstyrelsen, 2016).</w:t>
+      </w:r>
+    </w:p>
+    <w:p>
+      <w:r>
+        <w:rPr>
+          <w:b/>
+        </w:rPr>
         <w:t>Rosenticka (NT)</w:t>
       </w:r>
       <w:r>
@@ -207,6 +232,35 @@
         <w:rPr>
           <w:b/>
         </w:rPr>
+        <w:t>Tretåig hackspett (NT, §4)</w:t>
+      </w:r>
+      <w:r>
+        <w:t xml:space="preserve"> är rödlistad som nära hotad och ingår i bilaga 1 i EU:s fågeldirektiv. Tretåig hackspett är för sin överlevnad beroende av kontinuerlig tillförsel av äldre döende och död ved, som sker genom naturliga självgallringsprocesser i äldre grannaturskogar och barrblandade naturskogar. Om en skog genom skogsbruk gallras eller glesas ur så upphör och uteblir i stort sett den naturliga självgallringsprocessen för mycket lång tid framöver vilket omöjliggör upprätthållandet av den kontinuerliga ekologiska funktionen i ett område. Det finns studier som visar att naturskogens självgallringsprocess som den tretåiga hackspetten är beroende av, inte kan ersättas med efterlämnad hänsyn i skogsbruket (Imbeau &amp; Desrochers, 2002). Storleken på häckningsreviret varierar med skogstypen, förekomsten av död ved och graden av fragmentering, men är i allmänhet i storleksordningen 25–100 hektar. Vintertid krävs ofta betydligt större områden och det finns studier som antyder att arten behöver minst 100 hektar äldre skog. I områden med låg bonitet kan det behövas över 200 hektar lämpligt habitat för att ett par ska kunna reproducera sig. Områden med dokumenterad permanent förekomst i naturskogsmiljöer har vanligen så stora naturvärden att skogsbruk är olämpligt. Tretåig hackspett är typisk art för </w:t>
+      </w:r>
+      <w:r>
+        <w:rPr>
+          <w:i/>
+        </w:rPr>
+        <w:t xml:space="preserve">9010 Taiga, 9740 Skogsbevuxen myr, 9030 Landhöjningsskog </w:t>
+      </w:r>
+      <w:r>
+        <w:t xml:space="preserve">och </w:t>
+      </w:r>
+      <w:r>
+        <w:rPr>
+          <w:i/>
+        </w:rPr>
+        <w:t>9040 Fjällbjörkskog</w:t>
+      </w:r>
+      <w:r>
+        <w:t xml:space="preserve"> (Skogsstyrelsen, 2016; SLU Artdatabanken, 2024).</w:t>
+      </w:r>
+    </w:p>
+    <w:p>
+      <w:r>
+        <w:rPr>
+          <w:b/>
+        </w:rPr>
         <w:t>Ullticka (NT)</w:t>
       </w:r>
       <w:r>
@@ -256,6 +310,75 @@
       </w:r>
       <w:r>
         <w:t xml:space="preserve"> (SLU Artdatabanken, 2026; Nitare &amp; Skogsstyrelsen, 2019; Miettinen &amp; Niemelä, 2018).</w:t>
+      </w:r>
+    </w:p>
+    <w:p>
+      <w:r>
+        <w:rPr>
+          <w:b/>
+        </w:rPr>
+        <w:t xml:space="preserve">Vedticka </w:t>
+      </w:r>
+      <w:r>
+        <w:t xml:space="preserve">är en bra signalart söder om den naturliga norrlandsgränsen. Den är huvudsakligen knuten till äldre barrskogar där det föreligger långvarig kontinuitet av död barrved. Vedticka är typisk art för </w:t>
+      </w:r>
+      <w:r>
+        <w:rPr>
+          <w:i/>
+        </w:rPr>
+        <w:t xml:space="preserve">9010 Taiga </w:t>
+      </w:r>
+      <w:r>
+        <w:t>(Nitare &amp; Skogsstyrelsen, 2019; SLU Artdatabanken, 2025).</w:t>
+      </w:r>
+    </w:p>
+    <w:p>
+      <w:r>
+        <w:rPr>
+          <w:b/>
+        </w:rPr>
+        <w:t>Gråspett (§4)</w:t>
+      </w:r>
+      <w:r>
+        <w:t xml:space="preserve"> är fridlyst enligt 4§ artskyddsförordningen och upptagen i bilaga 1 fågeldirektivet. Gråspetten är en bra indikator för lövrika områden på landskapsnivå och försvinner när gles, flerskiktad, lövrik skog med hög andel döda och döende träd ersätts av täta, barrdominerade likåldriga bestånd. Arten missgynnas av skogliga åtgärder som minskar mängden död ved, som t.ex. bortrensning av vindfällen, avverkning i sumpskogsmiljöer och på brandfält. Häckningsreviret är stort, cirka 50–100 hektar. Under vintern är gråspetten mer beroende av äldre skog och döda träd och kan då röra sig över betydligt större områden, uppemot 2000–5000 hektar. Gråspett är typisk art för </w:t>
+      </w:r>
+      <w:r>
+        <w:rPr>
+          <w:i/>
+        </w:rPr>
+        <w:t xml:space="preserve">9010 Taiga </w:t>
+      </w:r>
+      <w:r>
+        <w:t>(Skogsstyrelsen, 2016; SLU Artdatabanken, 2025).</w:t>
+      </w:r>
+    </w:p>
+    <w:p>
+      <w:r>
+        <w:rPr>
+          <w:b/>
+        </w:rPr>
+        <w:t>Spillkråka (§4)</w:t>
+      </w:r>
+      <w:r>
+        <w:t xml:space="preserve"> omfattas av bilaga 1 i EU:s fågeldirektiv och är typisk art för </w:t>
+      </w:r>
+      <w:r>
+        <w:rPr>
+          <w:i/>
+        </w:rPr>
+        <w:t xml:space="preserve">9010 Taiga </w:t>
+      </w:r>
+      <w:r>
+        <w:t>och</w:t>
+      </w:r>
+      <w:r>
+        <w:rPr>
+          <w:i/>
+        </w:rPr>
+        <w:t xml:space="preserve"> 9740 Skogsbevuxen myr</w:t>
+      </w:r>
+      <w:r>
+        <w:t>. Den behöver grova träd, främst tall, asp och bok som boträd. Skogsbruk med korta omloppstider och täta, homogena ungskogar utgör det största hotet. Spillkråka är en nyckelart i skogliga miljöer vars övergivna bohål utnyttjas av flera andra hålhäckande fågelarter och fladdermöss, däribland pärluggla (EN, §4), knipa (§4), salskrake (§4) och skogsduva (§4). Hökuggla (VU, §4) och slaguggla (§4) häckar ofta i högstubbar som brutits av i höjd med ett gammalt spillkråkebo (SLU Artdatabanken, 2026; Skogsstyrelsen, 2016).</w:t>
       </w:r>
     </w:p>
     <w:p>
@@ -263,17 +386,39 @@
         <w:pStyle w:val="Heading1"/>
       </w:pPr>
       <w:r>
-        <w:t>Typiska arter och EU:s art- och habitatdirektiv</w:t>
+        <w:t>EU:s fågeldirektiv</w:t>
       </w:r>
     </w:p>
     <w:p>
       <w:r>
-        <w:t>Typiska arter används för att lokalisera områden med gynnsam bevarandestatus för de naturtyper som är listade i EU:s art- och habitatdirektiv. Ett exempel är Västlig taiga (EU-kod 9010) som saknar gynnsam bevarandestatus och minskar starkt som naturtyp i Sverige. Naturvårdsverket skriver i sin vägledning för Västlig taiga att dylika miljöer förutsätter normalt att skogarna skyddas långsiktigt, eftersom skogsbruk inte är förenligt med bevarande av naturtypen i gynnsamt tillstånd (Naturvårdsverket, 2011).</w:t>
+        <w:t xml:space="preserve">Europeiska unionens medlemsländer är skyldiga att agera i enlighet med EU:s fågeldirektiv där det uttryckligen står att direktivet gäller för fåglar samt för deras ägg, bon och </w:t>
+      </w:r>
+      <w:r>
+        <w:rPr>
+          <w:b/>
+        </w:rPr>
+        <w:t xml:space="preserve">livsmiljöer </w:t>
+      </w:r>
+      <w:r>
+        <w:t>(artikel 1). Vidare att de åtgärder som vidtas inte får leda till en försämring av den nuvarande situationen beträffande bevarandet av de fågelarter som avses i artikel 1 (artikel 13). Fågeldirektivet är styrande för tillsynsansvariga myndigheters ärendehantering, ställningstaganden och beslutsfattande.</w:t>
       </w:r>
     </w:p>
     <w:p>
-      <w:r>
-        <w:t>Följande typiska arter har sina livsmiljöer och växtplatser i den avverkningsanmälda skogen: gränsticka (VU, T), doftskinn (NT, T), rosenticka (NT, T), rynkskinn (NT, T) och ullticka (NT, T).</w:t>
+      <w:pPr>
+        <w:pStyle w:val="Heading1"/>
+      </w:pPr>
+      <w:r>
+        <w:t>Typiska arter och EU:s art- och habitatdirektiv</w:t>
+      </w:r>
+    </w:p>
+    <w:p>
+      <w:r>
+        <w:t>Typiska arter används för att lokalisera områden med gynnsam bevarandestatus för de naturtyper som är listade i EU:s art- och habitatdirektiv. Ett exempel är Västlig taiga (EU-kod 9010) som saknar gynnsam bevarandestatus och minskar starkt som naturtyp i Sverige. Naturvårdsverket skriver i sin vägledning för Västlig taiga att dylika miljöer förutsätter normalt att skogarna skyddas långsiktigt, eftersom skogsbruk inte är förenligt med bevarande av naturtypen i gynnsamt tillstånd (Naturvårdsverket, 2011).</w:t>
+      </w:r>
+    </w:p>
+    <w:p>
+      <w:r>
+        <w:t>Följande typiska arter har sina livsmiljöer och växtplatser i den avverkningsanmälda skogen: gränsticka (VU, T), doftskinn (NT, T), nötkråka (NT, T, §4), rosenticka (NT, T), rynkskinn (NT, T), tretåig hackspett (NT, T, §4), ullticka (NT, T), vedticka (S, T), gråspett (T, §4) och spillkråka (T, §4).</w:t>
       </w:r>
     </w:p>
     <w:p>
@@ -340,7 +485,293 @@
         <w:pStyle w:val="Title"/>
       </w:pPr>
       <w:r>
-        <w:t>BILAGA 1 – EU:s art- och habitatdirektiv, fågeldirektiv och naturrestaureringsförordning</w:t>
+        <w:t>BILAGA 1 – Fridlysta arter</w:t>
+      </w:r>
+    </w:p>
+    <w:p>
+      <w:pPr>
+        <w:pStyle w:val="Heading1"/>
+      </w:pPr>
+      <w:r>
+        <w:t>Tretåig hackspett – ekologi samt krav på livsmiljön</w:t>
+      </w:r>
+    </w:p>
+    <w:p>
+      <w:r>
+        <w:t xml:space="preserve">Tretåig hackspett (NT) är fridlyst enligt §4 Artskyddsförordningen och finns med som prioriterad art i Skogsstyrelsen vägledning för skogsbruket (bilaga 4 till SVL). I vägledningen står bland annat att: </w:t>
+      </w:r>
+      <w:r>
+        <w:rPr>
+          <w:i/>
+        </w:rPr>
+        <w:t xml:space="preserve">“Tretåig hackspett har stora arealkrav och höga krav på sin livsmiljö. Omdaningen av naturskogar till kulturskogar medför en förlust av viktiga miljöer, något som förstärks av ökad fragmentering till följd av avverkningar.” </w:t>
+      </w:r>
+      <w:r>
+        <w:t xml:space="preserve">Vidare att: </w:t>
+      </w:r>
+      <w:r>
+        <w:rPr>
+          <w:i/>
+        </w:rPr>
+        <w:t>“Områden med dokumenterad permanent förekomst i naturskogsmiljöer har vanligen så stora naturvärden att skogsbruk är olämpligt”</w:t>
+      </w:r>
+      <w:r>
+        <w:t xml:space="preserve"> (SLU Artdatabanken, 2024; Skogsstyrelsen, 2016)</w:t>
+      </w:r>
+      <w:r>
+        <w:rPr>
+          <w:i/>
+        </w:rPr>
+        <w:t>.</w:t>
+      </w:r>
+    </w:p>
+    <w:p>
+      <w:r>
+        <w:t>Tretåig hackspett är beroende av större sammanhängande naturskogar med kontinuerlig tillgång och nybildning av död ved och fragmentering av livsmiljöerna utgör ett stort hot mot arten (se exempelvis Stachura-Skierczynska et al., 2009; Wesolowski et al., 2005; Butler et al., 2004; Pakkala et al., 2002; Amcoff et al., 1996; Virkkala, 1991). Det finns studier som visar att naturskogens självgallringsprocess som den tretåiga hackspetten är beroende av, inte kan ersättas med efterlämnad hänsyn i skogsbruket (Imbeau &amp; Desrochers, 2002).</w:t>
+      </w:r>
+    </w:p>
+    <w:p>
+      <w:r>
+        <w:t>Permanenta revir av tretåig hackspett karaktäriseras ofta av artens typiska ringformigt ordnade hackmärken på framför allt gamla granar. För att säkerställa att inte revir av tretåig hackspett drabbas av avverkningsplanerna bör en inventering göras i området både under häckningstid och under vintern, då arten utnyttjar betydligt större områden än under sommarens häckningsrevir. Storleken på häckningsreviret varierar med skogstypen, förekomsten av död ved och graden av fragmentering, men är i allmänhet i storleksordningen 25–100 hektar (SLU Artdatabanken, 2024; Skogsstyrelsen, 2016).</w:t>
+      </w:r>
+    </w:p>
+    <w:p>
+      <w:r>
+        <w:t xml:space="preserve">Förutom fridlysning enligt §4 Artskyddsförordningen är tretåig hackspett även förtecknad i EU:s fågeldirektiv bilaga 1. Den är typisk art för </w:t>
+      </w:r>
+      <w:r>
+        <w:rPr>
+          <w:i/>
+        </w:rPr>
+        <w:t xml:space="preserve">9010 Taiga, 9740 Skogsbevuxen myr, 9030 Landhöjningsskog </w:t>
+      </w:r>
+      <w:r>
+        <w:t xml:space="preserve">och </w:t>
+      </w:r>
+      <w:r>
+        <w:rPr>
+          <w:i/>
+        </w:rPr>
+        <w:t>9040 Fjällbjörkskog</w:t>
+      </w:r>
+      <w:r>
+        <w:t xml:space="preserve"> samt ingår i Natura 2000 och är förtecknad i Bernkonventionen bilaga II (strikt skyddade djurarter) (SLU Artdatabanken, 2024; Skogsstyrelsen, 2016).</w:t>
+      </w:r>
+    </w:p>
+    <w:p>
+      <w:pPr>
+        <w:pStyle w:val="Heading2"/>
+      </w:pPr>
+      <w:r>
+        <w:t>Referenser – tretåig hackspett</w:t>
+      </w:r>
+    </w:p>
+    <w:p>
+      <w:r>
+        <w:t xml:space="preserve">Amcoff, M. &amp; Eriksson, P. 1996. </w:t>
+      </w:r>
+      <w:r>
+        <w:rPr>
+          <w:i/>
+        </w:rPr>
+        <w:t xml:space="preserve">Förekomst av tretåig hackspett Picoides tridactylus på bestånds- och landskapsnivå. </w:t>
+      </w:r>
+      <w:r>
+        <w:t>Ornis Svecica 6: 107–119.</w:t>
+      </w:r>
+    </w:p>
+    <w:p>
+      <w:r>
+        <w:t xml:space="preserve">Butler, R., Angelstam, P., Ekelund, P. &amp; Schlaeffer, R. 2004. </w:t>
+      </w:r>
+      <w:r>
+        <w:rPr>
+          <w:i/>
+        </w:rPr>
+        <w:t xml:space="preserve">Dead wood threshold values for the three-toed woodpecker presence in boreal and sub-Alpine forest. </w:t>
+      </w:r>
+      <w:r>
+        <w:t>Biological conservation 119(3): 305–318.</w:t>
+      </w:r>
+    </w:p>
+    <w:p>
+      <w:r>
+        <w:t xml:space="preserve">Imbeau, L. &amp; Desrochers, A. 2002. </w:t>
+      </w:r>
+      <w:r>
+        <w:rPr>
+          <w:i/>
+        </w:rPr>
+        <w:t xml:space="preserve">Foraging Ecology and Use of Drumming Trees by Three-Toed Woodpeckers. </w:t>
+      </w:r>
+      <w:r>
+        <w:t>The Journal of Wildlife Management. Vol. 66, No. 1 (Jan., 2002), pp. 222–231.</w:t>
+      </w:r>
+    </w:p>
+    <w:p>
+      <w:r>
+        <w:t xml:space="preserve">Pakkala, T., Hanski, I. &amp; Tomppo, E. 2002. </w:t>
+      </w:r>
+      <w:r>
+        <w:rPr>
+          <w:i/>
+        </w:rPr>
+        <w:t xml:space="preserve">Spatial ecology of the three-toed woodpecker in managed forest landscapes. </w:t>
+      </w:r>
+      <w:r>
+        <w:t>Silva Fennica 36(1): 279–288.</w:t>
+      </w:r>
+    </w:p>
+    <w:p>
+      <w:r>
+        <w:t xml:space="preserve">Skogsstyrelsen, 2016. </w:t>
+      </w:r>
+      <w:r>
+        <w:rPr>
+          <w:i/>
+        </w:rPr>
+        <w:t>Vägledning för hänsyn till fåglar – Tretåig hackspett.</w:t>
+      </w:r>
+    </w:p>
+    <w:p>
+      <w:r>
+        <w:t xml:space="preserve">SLU Artdatabanken, 2024. </w:t>
+      </w:r>
+      <w:r>
+        <w:rPr>
+          <w:i/>
+        </w:rPr>
+        <w:t xml:space="preserve">Artfaktablad. Naturvård – artfakta. </w:t>
+      </w:r>
+      <w:r>
+        <w:t>SLU Artdatabanken, Uppsala.</w:t>
+      </w:r>
+    </w:p>
+    <w:p>
+      <w:r>
+        <w:t xml:space="preserve">Stachura-Skierczynska, K., Tumiel, T. &amp; Skierczynski, M. 2009. </w:t>
+      </w:r>
+      <w:r>
+        <w:rPr>
+          <w:i/>
+        </w:rPr>
+        <w:t xml:space="preserve">Habitat prediction model for three-toed woodpecker and its implications for the conservation of biologically valuable forests. </w:t>
+      </w:r>
+      <w:r>
+        <w:t>Forest Ecology and Management 258(5): 697–703.</w:t>
+      </w:r>
+    </w:p>
+    <w:p>
+      <w:r>
+        <w:t xml:space="preserve">Virkkala, R. 1991. </w:t>
+      </w:r>
+      <w:r>
+        <w:rPr>
+          <w:i/>
+        </w:rPr>
+        <w:t xml:space="preserve">Population trends of forest birds in a Finnish Lapland landscape of large habitat blocks – Consequences of stochastic environmental variation or regional habitat alteration. </w:t>
+      </w:r>
+      <w:r>
+        <w:t>Biological conservation 56(2): 223–240.</w:t>
+      </w:r>
+    </w:p>
+    <w:p>
+      <w:r>
+        <w:t xml:space="preserve">Wesolowski, T., Czeszczewik, D. &amp; Rowinski, P. 2005. </w:t>
+      </w:r>
+      <w:r>
+        <w:rPr>
+          <w:i/>
+        </w:rPr>
+        <w:t xml:space="preserve">Effects of forest management on Three-toed Woodpecker Picoides tridactylus distribution in the Bialowieza Forest (NE Poland): conservation implications. </w:t>
+      </w:r>
+      <w:r>
+        <w:t>Acta Ornithologica 40(1): 53–60.</w:t>
+      </w:r>
+    </w:p>
+    <w:p>
+      <w:pPr>
+        <w:pStyle w:val="Heading1"/>
+      </w:pPr>
+      <w:r>
+        <w:t>Spillkråka – ekologi samt krav på livsmiljön</w:t>
+      </w:r>
+    </w:p>
+    <w:p>
+      <w:r>
+        <w:t xml:space="preserve">Spillkråka (§4) ingår i bilaga 1 EU:s fågeldirektiv och är typisk art för </w:t>
+      </w:r>
+      <w:r>
+        <w:rPr>
+          <w:i/>
+        </w:rPr>
+        <w:t xml:space="preserve">9010 Taiga </w:t>
+      </w:r>
+      <w:r>
+        <w:t>och</w:t>
+      </w:r>
+      <w:r>
+        <w:rPr>
+          <w:i/>
+        </w:rPr>
+        <w:t xml:space="preserve"> 9740 Skogsbevuxen myr</w:t>
+      </w:r>
+      <w:r>
+        <w:t>. Den lever i både barr- och blandskog liksom i ren lövskog. De tätaste populationerna tenderar att finnas i äldre, variationsrik blandskog med gott om död ved och gamla träd. Varje par utnyttjar 400–1000 hektar skog beroende på skogens kvalitet. Skogsbruk med korta omloppstider och täta, homogena ungskogar utgör det största hotet (SLU Artdatabanken, 2026).</w:t>
+      </w:r>
+    </w:p>
+    <w:p>
+      <w:r>
+        <w:t>Spillkråka är en nyckelart i skogliga miljöer vars övergivna bohål utnyttjas av flera andra hålhäckande fågelarter och fladdermöss, däribland pärluggla (EN, §4), knipa (§4), salskrake (§4) och skogsduva (§4). Hökuggla (VU, §4) och slaguggla (§4) häckar ofta i högstubbar som brutits av i höjd med ett gammalt spillkråkebo (Skogsstyrelsen, 2016).</w:t>
+      </w:r>
+    </w:p>
+    <w:p>
+      <w:pPr>
+        <w:pStyle w:val="Heading2"/>
+      </w:pPr>
+      <w:r>
+        <w:t>Referenser – spillkråka</w:t>
+      </w:r>
+    </w:p>
+    <w:p>
+      <w:r>
+        <w:t xml:space="preserve">Skogsstyrelsen, 2016. </w:t>
+      </w:r>
+      <w:r>
+        <w:rPr>
+          <w:i/>
+        </w:rPr>
+        <w:t xml:space="preserve">Vägledning för hänsyn till spillkråka. </w:t>
+      </w:r>
+      <w:r>
+        <w:t>Vägledningar och kunskapsstöd artskydd – Skogsstyrelsen.</w:t>
+      </w:r>
+    </w:p>
+    <w:p>
+      <w:r>
+        <w:t xml:space="preserve">SLU Artdatabanken, 2026. </w:t>
+      </w:r>
+      <w:r>
+        <w:rPr>
+          <w:i/>
+        </w:rPr>
+        <w:t xml:space="preserve">Artfaktablad. Naturvård – artfakta. </w:t>
+      </w:r>
+      <w:r>
+        <w:t>SLU Artdatabanken, Uppsala.</w:t>
+      </w:r>
+    </w:p>
+    <w:p>
+      <w:r>
+        <w:br w:type="page"/>
+      </w:r>
+    </w:p>
+    <w:p>
+      <w:pPr>
+        <w:pStyle w:val="Title"/>
+      </w:pPr>
+      <w:r>
+        <w:t>BILAGA 2 – EU:s art- och habitatdirektiv, fågeldirektiv och naturrestaureringsförordning</w:t>
       </w:r>
     </w:p>
     <w:p>
@@ -706,7 +1137,7 @@
     <w:r>
       <w:tab/>
       <w:tab/>
-      <w:t>2026-09-15</w:t>
+      <w:t>2026-09-16</w:t>
       <w:br/>
       <w:br/>
     </w:r>

--- a/tillsyn/A 30534-2025 tillsynsbegäran.docx
+++ b/tillsyn/A 30534-2025 tillsynsbegäran.docx
@@ -1137,7 +1137,7 @@
     <w:r>
       <w:tab/>
       <w:tab/>
-      <w:t>2026-09-16</w:t>
+      <w:t>2026-09-17</w:t>
       <w:br/>
       <w:br/>
     </w:r>

--- a/tillsyn/A 30534-2025 tillsynsbegäran.docx
+++ b/tillsyn/A 30534-2025 tillsynsbegäran.docx
@@ -1137,7 +1137,7 @@
     <w:r>
       <w:tab/>
       <w:tab/>
-      <w:t>2026-09-17</w:t>
+      <w:t>2026-09-18</w:t>
       <w:br/>
       <w:br/>
     </w:r>

--- a/tillsyn/A 30534-2025 tillsynsbegäran.docx
+++ b/tillsyn/A 30534-2025 tillsynsbegäran.docx
@@ -1137,7 +1137,7 @@
     <w:r>
       <w:tab/>
       <w:tab/>
-      <w:t>2026-09-18</w:t>
+      <w:t>2026-09-19</w:t>
       <w:br/>
       <w:br/>
     </w:r>

--- a/tillsyn/A 30534-2025 tillsynsbegäran.docx
+++ b/tillsyn/A 30534-2025 tillsynsbegäran.docx
@@ -1137,7 +1137,7 @@
     <w:r>
       <w:tab/>
       <w:tab/>
-      <w:t>2026-09-19</w:t>
+      <w:t>2026-09-21</w:t>
       <w:br/>
       <w:br/>
     </w:r>

--- a/tillsyn/A 30534-2025 tillsynsbegäran.docx
+++ b/tillsyn/A 30534-2025 tillsynsbegäran.docx
@@ -1137,7 +1137,7 @@
     <w:r>
       <w:tab/>
       <w:tab/>
-      <w:t>2026-09-21</w:t>
+      <w:t>2026-09-23</w:t>
       <w:br/>
       <w:br/>
     </w:r>

--- a/tillsyn/A 30534-2025 tillsynsbegäran.docx
+++ b/tillsyn/A 30534-2025 tillsynsbegäran.docx
@@ -1137,7 +1137,7 @@
     <w:r>
       <w:tab/>
       <w:tab/>
-      <w:t>2026-09-23</w:t>
+      <w:t>2026-09-24</w:t>
       <w:br/>
       <w:br/>
     </w:r>

--- a/tillsyn/A 30534-2025 tillsynsbegäran.docx
+++ b/tillsyn/A 30534-2025 tillsynsbegäran.docx
@@ -1137,7 +1137,7 @@
     <w:r>
       <w:tab/>
       <w:tab/>
-      <w:t>2026-09-24</w:t>
+      <w:t>2026-09-25</w:t>
       <w:br/>
       <w:br/>
     </w:r>

--- a/tillsyn/A 30534-2025 tillsynsbegäran.docx
+++ b/tillsyn/A 30534-2025 tillsynsbegäran.docx
@@ -1137,7 +1137,7 @@
     <w:r>
       <w:tab/>
       <w:tab/>
-      <w:t>2026-09-25</w:t>
+      <w:t>2026-09-26</w:t>
       <w:br/>
       <w:br/>
     </w:r>

--- a/tillsyn/A 30534-2025 tillsynsbegäran.docx
+++ b/tillsyn/A 30534-2025 tillsynsbegäran.docx
@@ -1137,7 +1137,7 @@
     <w:r>
       <w:tab/>
       <w:tab/>
-      <w:t>2026-09-26</w:t>
+      <w:t>2026-09-27</w:t>
       <w:br/>
       <w:br/>
     </w:r>

--- a/tillsyn/A 30534-2025 tillsynsbegäran.docx
+++ b/tillsyn/A 30534-2025 tillsynsbegäran.docx
@@ -1137,7 +1137,7 @@
     <w:r>
       <w:tab/>
       <w:tab/>
-      <w:t>2026-09-27</w:t>
+      <w:t>2026-09-28</w:t>
       <w:br/>
       <w:br/>
     </w:r>

--- a/tillsyn/A 30534-2025 tillsynsbegäran.docx
+++ b/tillsyn/A 30534-2025 tillsynsbegäran.docx
@@ -1137,7 +1137,7 @@
     <w:r>
       <w:tab/>
       <w:tab/>
-      <w:t>2026-09-28</w:t>
+      <w:t>2026-09-29</w:t>
       <w:br/>
       <w:br/>
     </w:r>

--- a/tillsyn/A 30534-2025 tillsynsbegäran.docx
+++ b/tillsyn/A 30534-2025 tillsynsbegäran.docx
@@ -1137,7 +1137,7 @@
     <w:r>
       <w:tab/>
       <w:tab/>
-      <w:t>2026-09-29</w:t>
+      <w:t>2026-09-30</w:t>
       <w:br/>
       <w:br/>
     </w:r>

--- a/tillsyn/A 30534-2025 tillsynsbegäran.docx
+++ b/tillsyn/A 30534-2025 tillsynsbegäran.docx
@@ -1137,7 +1137,7 @@
     <w:r>
       <w:tab/>
       <w:tab/>
-      <w:t>2026-09-30</w:t>
+      <w:t>2026-10-01</w:t>
       <w:br/>
       <w:br/>
     </w:r>

--- a/tillsyn/A 30534-2025 tillsynsbegäran.docx
+++ b/tillsyn/A 30534-2025 tillsynsbegäran.docx
@@ -1137,7 +1137,7 @@
     <w:r>
       <w:tab/>
       <w:tab/>
-      <w:t>2026-10-01</w:t>
+      <w:t>2026-10-02</w:t>
       <w:br/>
       <w:br/>
     </w:r>

--- a/tillsyn/A 30534-2025 tillsynsbegäran.docx
+++ b/tillsyn/A 30534-2025 tillsynsbegäran.docx
@@ -1137,7 +1137,7 @@
     <w:r>
       <w:tab/>
       <w:tab/>
-      <w:t>2026-10-02</w:t>
+      <w:t>2026-10-03</w:t>
       <w:br/>
       <w:br/>
     </w:r>

--- a/tillsyn/A 30534-2025 tillsynsbegäran.docx
+++ b/tillsyn/A 30534-2025 tillsynsbegäran.docx
@@ -1137,7 +1137,7 @@
     <w:r>
       <w:tab/>
       <w:tab/>
-      <w:t>2026-10-03</w:t>
+      <w:t>2026-10-04</w:t>
       <w:br/>
       <w:br/>
     </w:r>

--- a/tillsyn/A 30534-2025 tillsynsbegäran.docx
+++ b/tillsyn/A 30534-2025 tillsynsbegäran.docx
@@ -1137,7 +1137,7 @@
     <w:r>
       <w:tab/>
       <w:tab/>
-      <w:t>2026-10-04</w:t>
+      <w:t>2026-10-05</w:t>
       <w:br/>
       <w:br/>
     </w:r>

--- a/tillsyn/A 30534-2025 tillsynsbegäran.docx
+++ b/tillsyn/A 30534-2025 tillsynsbegäran.docx
@@ -1137,7 +1137,7 @@
     <w:r>
       <w:tab/>
       <w:tab/>
-      <w:t>2026-10-05</w:t>
+      <w:t>2026-10-06</w:t>
       <w:br/>
       <w:br/>
     </w:r>

--- a/tillsyn/A 30534-2025 tillsynsbegäran.docx
+++ b/tillsyn/A 30534-2025 tillsynsbegäran.docx
@@ -1137,7 +1137,7 @@
     <w:r>
       <w:tab/>
       <w:tab/>
-      <w:t>2026-10-06</w:t>
+      <w:t>2026-10-07</w:t>
       <w:br/>
       <w:br/>
     </w:r>

--- a/tillsyn/A 30534-2025 tillsynsbegäran.docx
+++ b/tillsyn/A 30534-2025 tillsynsbegäran.docx
@@ -1137,7 +1137,7 @@
     <w:r>
       <w:tab/>
       <w:tab/>
-      <w:t>2026-10-07</w:t>
+      <w:t>2026-10-08</w:t>
       <w:br/>
       <w:br/>
     </w:r>

--- a/tillsyn/A 30534-2025 tillsynsbegäran.docx
+++ b/tillsyn/A 30534-2025 tillsynsbegäran.docx
@@ -1137,7 +1137,7 @@
     <w:r>
       <w:tab/>
       <w:tab/>
-      <w:t>2026-10-08</w:t>
+      <w:t>2026-10-09</w:t>
       <w:br/>
       <w:br/>
     </w:r>

--- a/tillsyn/A 30534-2025 tillsynsbegäran.docx
+++ b/tillsyn/A 30534-2025 tillsynsbegäran.docx
@@ -1137,7 +1137,7 @@
     <w:r>
       <w:tab/>
       <w:tab/>
-      <w:t>2026-10-09</w:t>
+      <w:t>2026-10-10</w:t>
       <w:br/>
       <w:br/>
     </w:r>

--- a/tillsyn/A 30534-2025 tillsynsbegäran.docx
+++ b/tillsyn/A 30534-2025 tillsynsbegäran.docx
@@ -1137,7 +1137,7 @@
     <w:r>
       <w:tab/>
       <w:tab/>
-      <w:t>2026-10-10</w:t>
+      <w:t>2026-10-11</w:t>
       <w:br/>
       <w:br/>
     </w:r>

--- a/tillsyn/A 30534-2025 tillsynsbegäran.docx
+++ b/tillsyn/A 30534-2025 tillsynsbegäran.docx
@@ -1137,7 +1137,7 @@
     <w:r>
       <w:tab/>
       <w:tab/>
-      <w:t>2026-10-11</w:t>
+      <w:t>2026-10-12</w:t>
       <w:br/>
       <w:br/>
     </w:r>

--- a/tillsyn/A 30534-2025 tillsynsbegäran.docx
+++ b/tillsyn/A 30534-2025 tillsynsbegäran.docx
@@ -1137,7 +1137,7 @@
     <w:r>
       <w:tab/>
       <w:tab/>
-      <w:t>2026-10-12</w:t>
+      <w:t>2026-10-13</w:t>
       <w:br/>
       <w:br/>
     </w:r>

--- a/tillsyn/A 30534-2025 tillsynsbegäran.docx
+++ b/tillsyn/A 30534-2025 tillsynsbegäran.docx
@@ -1137,7 +1137,7 @@
     <w:r>
       <w:tab/>
       <w:tab/>
-      <w:t>2026-10-13</w:t>
+      <w:t>2026-10-14</w:t>
       <w:br/>
       <w:br/>
     </w:r>

--- a/tillsyn/A 30534-2025 tillsynsbegäran.docx
+++ b/tillsyn/A 30534-2025 tillsynsbegäran.docx
@@ -1137,7 +1137,7 @@
     <w:r>
       <w:tab/>
       <w:tab/>
-      <w:t>2026-10-14</w:t>
+      <w:t>2026-10-15</w:t>
       <w:br/>
       <w:br/>
     </w:r>

--- a/tillsyn/A 30534-2025 tillsynsbegäran.docx
+++ b/tillsyn/A 30534-2025 tillsynsbegäran.docx
@@ -1137,7 +1137,7 @@
     <w:r>
       <w:tab/>
       <w:tab/>
-      <w:t>2026-10-15</w:t>
+      <w:t>2026-10-16</w:t>
       <w:br/>
       <w:br/>
     </w:r>

--- a/tillsyn/A 30534-2025 tillsynsbegäran.docx
+++ b/tillsyn/A 30534-2025 tillsynsbegäran.docx
@@ -1137,7 +1137,7 @@
     <w:r>
       <w:tab/>
       <w:tab/>
-      <w:t>2026-10-16</w:t>
+      <w:t>2026-10-17</w:t>
       <w:br/>
       <w:br/>
     </w:r>

--- a/tillsyn/A 30534-2025 tillsynsbegäran.docx
+++ b/tillsyn/A 30534-2025 tillsynsbegäran.docx
@@ -1137,7 +1137,7 @@
     <w:r>
       <w:tab/>
       <w:tab/>
-      <w:t>2026-10-17</w:t>
+      <w:t>2026-10-18</w:t>
       <w:br/>
       <w:br/>
     </w:r>

--- a/tillsyn/A 30534-2025 tillsynsbegäran.docx
+++ b/tillsyn/A 30534-2025 tillsynsbegäran.docx
@@ -1137,7 +1137,7 @@
     <w:r>
       <w:tab/>
       <w:tab/>
-      <w:t>2026-10-18</w:t>
+      <w:t>2026-10-19</w:t>
       <w:br/>
       <w:br/>
     </w:r>

--- a/tillsyn/A 30534-2025 tillsynsbegäran.docx
+++ b/tillsyn/A 30534-2025 tillsynsbegäran.docx
@@ -1137,7 +1137,7 @@
     <w:r>
       <w:tab/>
       <w:tab/>
-      <w:t>2026-10-19</w:t>
+      <w:t>2026-10-20</w:t>
       <w:br/>
       <w:br/>
     </w:r>

--- a/tillsyn/A 30534-2025 tillsynsbegäran.docx
+++ b/tillsyn/A 30534-2025 tillsynsbegäran.docx
@@ -1137,7 +1137,7 @@
     <w:r>
       <w:tab/>
       <w:tab/>
-      <w:t>2026-10-20</w:t>
+      <w:t>2026-10-21</w:t>
       <w:br/>
       <w:br/>
     </w:r>

--- a/tillsyn/A 30534-2025 tillsynsbegäran.docx
+++ b/tillsyn/A 30534-2025 tillsynsbegäran.docx
@@ -1137,7 +1137,7 @@
     <w:r>
       <w:tab/>
       <w:tab/>
-      <w:t>2026-10-21</w:t>
+      <w:t>2026-10-22</w:t>
       <w:br/>
       <w:br/>
     </w:r>

--- a/tillsyn/A 30534-2025 tillsynsbegäran.docx
+++ b/tillsyn/A 30534-2025 tillsynsbegäran.docx
@@ -1137,7 +1137,7 @@
     <w:r>
       <w:tab/>
       <w:tab/>
-      <w:t>2026-10-22</w:t>
+      <w:t>2026-10-23</w:t>
       <w:br/>
       <w:br/>
     </w:r>

--- a/tillsyn/A 30534-2025 tillsynsbegäran.docx
+++ b/tillsyn/A 30534-2025 tillsynsbegäran.docx
@@ -1137,7 +1137,7 @@
     <w:r>
       <w:tab/>
       <w:tab/>
-      <w:t>2026-10-23</w:t>
+      <w:t>2026-10-24</w:t>
       <w:br/>
       <w:br/>
     </w:r>

--- a/tillsyn/A 30534-2025 tillsynsbegäran.docx
+++ b/tillsyn/A 30534-2025 tillsynsbegäran.docx
@@ -1137,7 +1137,7 @@
     <w:r>
       <w:tab/>
       <w:tab/>
-      <w:t>2026-10-24</w:t>
+      <w:t>2026-10-25</w:t>
       <w:br/>
       <w:br/>
     </w:r>

--- a/tillsyn/A 30534-2025 tillsynsbegäran.docx
+++ b/tillsyn/A 30534-2025 tillsynsbegäran.docx
@@ -1137,7 +1137,7 @@
     <w:r>
       <w:tab/>
       <w:tab/>
-      <w:t>2026-10-25</w:t>
+      <w:t>2026-10-26</w:t>
       <w:br/>
       <w:br/>
     </w:r>

--- a/tillsyn/A 30534-2025 tillsynsbegäran.docx
+++ b/tillsyn/A 30534-2025 tillsynsbegäran.docx
@@ -1137,7 +1137,7 @@
     <w:r>
       <w:tab/>
       <w:tab/>
-      <w:t>2026-10-26</w:t>
+      <w:t>2026-10-27</w:t>
       <w:br/>
       <w:br/>
     </w:r>

--- a/tillsyn/A 30534-2025 tillsynsbegäran.docx
+++ b/tillsyn/A 30534-2025 tillsynsbegäran.docx
@@ -1137,7 +1137,7 @@
     <w:r>
       <w:tab/>
       <w:tab/>
-      <w:t>2026-10-27</w:t>
+      <w:t>2026-10-28</w:t>
       <w:br/>
       <w:br/>
     </w:r>

--- a/tillsyn/A 30534-2025 tillsynsbegäran.docx
+++ b/tillsyn/A 30534-2025 tillsynsbegäran.docx
@@ -1137,7 +1137,7 @@
     <w:r>
       <w:tab/>
       <w:tab/>
-      <w:t>2026-10-28</w:t>
+      <w:t>2026-10-29</w:t>
       <w:br/>
       <w:br/>
     </w:r>

--- a/tillsyn/A 30534-2025 tillsynsbegäran.docx
+++ b/tillsyn/A 30534-2025 tillsynsbegäran.docx
@@ -1137,7 +1137,7 @@
     <w:r>
       <w:tab/>
       <w:tab/>
-      <w:t>2026-10-29</w:t>
+      <w:t>2026-10-31</w:t>
       <w:br/>
       <w:br/>
     </w:r>
